--- a/company/Ecosistemi/02-INFO-BUSINESS/Workflow/libri-performanti-multiagente/LIBRI/libri_pronti/The_Ninth_Winter/The_Ninth_Winter.docx
+++ b/company/Ecosistemi/02-INFO-BUSINESS/Workflow/libri-performanti-multiagente/LIBRI/libri_pronti/The_Ninth_Winter/The_Ninth_Winter.docx
@@ -42,7 +42,7 @@
     </w:p>
     <w:p>
       <w:r>
-        <w:t>She had known it would be a long one from the moment she stepped into the house. Not from anything Katie Lapp said — Katie was on her fourth and had the particular stubborn silence of a woman who had decided in advance not to make a fuss — but from the way the older children had been sent to the grandparents two days early, and from the way Enos Lapp had laid the fire in the front room at nine o'clock and then sat beside it doing nothing at all.</w:t>
+        <w:t>She had known it would be a long one from the moment she stepped into the house. Not from anything Katie Lapp said, because Katie was on her fourth and had the particular stubborn silence of a woman who had decided in advance not to make a fuss, but from the way the older children had been sent to the grandparents two days early, and from the way Enos Lapp had laid the fire in the front room at nine o'clock and then sat beside it doing nothing at all.</w:t>
       </w:r>
     </w:p>
     <w:p>
@@ -67,7 +67,7 @@
     </w:p>
     <w:p>
       <w:r>
-        <w:t>There was a moment — there was always this moment, and in nine years of the work Rebecca had never stopped noticing it — when the room contained a person it had not contained a breath before. Nothing in the *Ordnung*, nothing in any sermon she had sat through on a hard bench in a cold barn, had ever explained that moment to her satisfaction. It simply happened, again and again, in rooms like this one, at hours like this one.</w:t>
+        <w:t>There was a moment, and there was always this moment, and in nine years of the work Rebecca had never stopped noticing it, when the room contained a person it had not contained a breath before. Nothing in the *Ordnung*, nothing in any sermon she had sat through on a hard bench in a cold barn, had ever explained that moment to her satisfaction. It simply happened, again and again, in rooms like this one, at hours like this one.</w:t>
       </w:r>
     </w:p>
     <w:p>
@@ -112,7 +112,7 @@
     </w:p>
     <w:p>
       <w:r>
-        <w:t>There was no particular reason to stay — Katie's mother would arrive at six, and there was nothing left that needed a midwife — but the roads were bad and her horse was tired and Katie had asked her, in the loose sleepy voice women got afterward, to stay until light.</w:t>
+        <w:t>There was no particular reason to stay. Katie's mother would arrive at six, and there was nothing left that needed a midwife. But the roads were bad and her horse was tired and Katie had asked her, in the loose sleepy voice women got afterward, to stay until light.</w:t>
       </w:r>
     </w:p>
     <w:p>
@@ -306,7 +306,7 @@
     </w:p>
     <w:p>
       <w:r>
-        <w:t>Not with the married men, because he was not married. Not with the young men, because he was thirty-two and had been gone nine years and did not belong there either. At the back, alone, on the end of the bench, in a coat that was the right color and the wrong cut — bought or borrowed, made by someone who knew what a Plain coat looked like but not how it was supposed to sit.</w:t>
+        <w:t>Not with the married men, because he was not married. Not with the young men, because he was thirty-two and had been gone nine years and did not belong there either. At the back, alone, on the end of the bench, in a coat that was the right color and the wrong cut, bought or borrowed, made by someone who knew what a Plain coat looked like but not how it was supposed to sit.</w:t>
       </w:r>
     </w:p>
     <w:p>
@@ -346,7 +346,7 @@
     </w:p>
     <w:p>
       <w:r>
-        <w:t>Nobody refused to speak to Daniel Beiler. That was not the way. The bann had never been laid on him — he had left before baptism, in the year of his *rumspringa*, which meant that technically, doctrinally, in the eyes of the *Ordnung* and of God, he had done nothing that required shunning. He had simply gone out and not come back, and there were young men who did that in every district in Lancaster County, and their mothers wept and their fathers did not speak of it and life continued.</w:t>
+        <w:t>Nobody refused to speak to Daniel Beiler. That was not the way. The bann had never been laid on him. He had left before baptism, in the year of his *rumspringa*, which meant that technically, doctrinally, in the eyes of the *Ordnung* and of God, he had done nothing that required shunning. He had simply gone out and not come back, and there were young men who did that in every district in Lancaster County, and their mothers wept and their fathers did not speak of it and life continued.</w:t>
       </w:r>
     </w:p>
     <w:p>
@@ -356,7 +356,7 @@
     </w:p>
     <w:p>
       <w:r>
-        <w:t>Rebecca watched it from the women's table, over the heads of forty people eating bread and pickles and cold roast beef off borrowed plates. She watched Daniel stand at the edge of the men with his hands at his sides. She watched three separate men greet him — pleasantly, briefly, and then remember something. She watched him accept it without any expression at all, which told her more about the last nine years than anything else could have.</w:t>
+        <w:t>Rebecca watched it from the women's table, over the heads of forty people eating bread and pickles and cold roast beef off borrowed plates. She watched Daniel stand at the edge of the men with his hands at his sides. She watched three separate men greet him, pleasantly, briefly, and then remember something. She watched him accept it without any expression at all, which told her more about the last nine years than anything else could have.</w:t>
       </w:r>
     </w:p>
     <w:p>
@@ -451,7 +451,7 @@
     </w:p>
     <w:p>
       <w:r>
-        <w:t>When she got back up, her mother was looking straight ahead at the house, and she said, in a completely different voice — a small one, an old one, one Rebecca had heard maybe three times in her life:</w:t>
+        <w:t>When she got back up, her mother was looking straight ahead at the house, and she said, in a completely different voice, a small one, an old one, one Rebecca had heard maybe three times in her life:</w:t>
       </w:r>
     </w:p>
     <w:p>
@@ -545,7 +545,7 @@
     </w:p>
     <w:p>
       <w:r>
-        <w:t>"I've been meaning." He was not looking at her. He was looking at the stove. "Nine years I've been meaning. My mother had them — she was the one cleared out the sewing room at your place, after. Your *mamm* couldn't do it and my mother did it, and there was a box she couldn't put on the fire, and she brought it here and put it in the attic, and then she died and I forgot it was there until I was up for the cradle in December."</w:t>
+        <w:t>"I've been meaning." He was not looking at her. He was looking at the stove. "Nine years I've been meaning. My mother had them. She was the one cleared out the sewing room at your place, after. Your *mamm* couldn't do it and my mother did it, and there was a box she couldn't put on the fire, and she brought it here and put it in the attic, and then she died and I forgot it was there until I was up for the cradle in December."</w:t>
       </w:r>
     </w:p>
     <w:p>
@@ -650,7 +650,7 @@
     </w:p>
     <w:p>
       <w:r>
-        <w:t>An Amish girl did not own that. Not because she could not — there was no rule, exactly, written anywhere, about hair clips — but because there was no place in the whole architecture of her life where such a thing could be worn, or shown, or explained. It was not *rumspringa* jewelry, the cheap loud stuff the boys bought at the mall and the girls kept in their coat pockets. It was worked silver, old, and it had been wrapped in muslin and put in a box under a pile of ordinary things.</w:t>
+        <w:t>An Amish girl did not own that. Not because she could not (there was no rule, exactly, written anywhere, about hair clips) but because there was no place in the whole architecture of her life where such a thing could be worn, or shown, or explained. It was not *rumspringa* jewelry, the cheap loud stuff the boys bought at the mall and the girls kept in their coat pockets. It was worked silver, old, and it had been wrapped in muslin and put in a box under a pile of ordinary things.</w:t>
       </w:r>
     </w:p>
     <w:p>
@@ -685,7 +685,7 @@
     </w:p>
     <w:p>
       <w:r>
-        <w:t>*Shoofly Pie — Mammi's.*</w:t>
+        <w:t>*Shoofly Pie, Mammi's.*</w:t>
       </w:r>
     </w:p>
     <w:p>
@@ -695,7 +695,7 @@
     </w:p>
     <w:p>
       <w:r>
-        <w:t>*11/2 — W.G. — 40*</w:t>
+        <w:t>*11/2, W.G. 40*</w:t>
       </w:r>
     </w:p>
     <w:p>
@@ -705,7 +705,7 @@
     </w:p>
     <w:p>
       <w:r>
-        <w:t>*11/9 — W.G. — 40*</w:t>
+        <w:t>*11/9, W.G. 40*</w:t>
       </w:r>
     </w:p>
     <w:p>
@@ -769,7 +769,7 @@
     </w:p>
     <w:p>
       <w:r>
-        <w:t>She told herself it was because there was no lamp to spare and no room in the house where she could sit with it unobserved — both true, and both beside the point. The truth was simpler and she knew it while she was thinking the other things: she was afraid of what was in it, and being afraid of a school exercise book with a soft blue cover was so absurd that she could not say it to herself in plain words.</w:t>
+        <w:t>She told herself it was because there was no lamp to spare and no room in the house where she could sit with it unobserved. Both true, and both beside the point. The truth was simpler and she knew it while she was thinking the other things: she was afraid of what was in it, and being afraid of a school exercise book with a soft blue cover was so absurd that she could not say it to herself in plain words.</w:t>
       </w:r>
     </w:p>
     <w:p>
@@ -789,7 +789,7 @@
     </w:p>
     <w:p>
       <w:r>
-        <w:t>The first four were recipes. Actual recipes, in Sarah's hand — shoofly pie, chow-chow, a chicken pot pie with a note that said *Mamm uses more salt, too much*. Rebecca read them with her thumb pressed hard against the edge of the page, because her sister's handwriting was doing something to her that she had not been prepared for and that she needed to get past in order to be useful.</w:t>
+        <w:t>The first four were recipes. Actual recipes, in Sarah's hand: shoofly pie, chow-chow, a chicken pot pie with a note that said *Mamm uses more salt, too much*. Rebecca read them with her thumb pressed hard against the edge of the page, because her sister's handwriting was doing something to her that she had not been prepared for and that she needed to get past in order to be useful.</w:t>
       </w:r>
     </w:p>
     <w:p>
@@ -799,13 +799,13 @@
     </w:p>
     <w:p>
       <w:r>
-        <w:t>*11/2 — W.G. — 40*</w:t>
+        <w:t>*11/2, W.G. 40*</w:t>
         <w:br/>
-        <w:t>*11/9 — W.G. — 40*</w:t>
+        <w:t>*11/9, W.G. 40*</w:t>
         <w:br/>
-        <w:t>*11/16 — W.G. — 40*</w:t>
+        <w:t>*11/16, W.G. 40*</w:t>
         <w:br/>
-        <w:t>*11/23 — W.G. — 60*</w:t>
+        <w:t>*11/23, W.G. 60*</w:t>
       </w:r>
     </w:p>
     <w:p>
@@ -820,7 +820,7 @@
     </w:p>
     <w:p>
       <w:r>
-        <w:t>The dates were dates: the second of November, the ninth, the sixteenth. Weekly, always the same day — she checked it against the almanac in her head and got Thursdays, all of them Thursdays.</w:t>
+        <w:t>The dates were dates: the second of November, the ninth, the sixteenth. Weekly, always the same day. She checked it against the almanac in her head and got Thursdays, all of them Thursdays.</w:t>
       </w:r>
     </w:p>
     <w:p>
@@ -830,11 +830,11 @@
     </w:p>
     <w:p>
       <w:r>
-        <w:t>*4/6 — W.G. — 40 — E.M. 25*</w:t>
+        <w:t>*4/6, W.G. 40, E.M. 25*</w:t>
         <w:br/>
-        <w:t>*4/13 — W.G. — 40 — E.M. 25*</w:t>
+        <w:t>*4/13, W.G. 40, E.M. 25*</w:t>
         <w:br/>
-        <w:t>*4/20 — W.G. — 40 — E.M. 20 — J.R. 15*</w:t>
+        <w:t>*4/20, W.G. 40, E.M. 20, J.R. 15*</w:t>
       </w:r>
     </w:p>
     <w:p>
@@ -844,7 +844,7 @@
     </w:p>
     <w:p>
       <w:r>
-        <w:t>The numbers were money. She was sure of that before she could have said why — something in the way they sat, in the roundness of them, forty and forty and sixty, the way a wage sits.</w:t>
+        <w:t>The numbers were money. She was sure of that before she could have said why. Something in the way they sat, in the roundness of them, forty and forty and sixty, the way a wage sits.</w:t>
       </w:r>
     </w:p>
     <w:p>
@@ -869,9 +869,9 @@
     </w:p>
     <w:p>
       <w:r>
-        <w:t>*11/2 — W.G. — 40.* Forty dollars leaves someone's hand.</w:t>
+        <w:t>*11/2, W.G. 40.* Forty dollars leaves someone's hand.</w:t>
         <w:br/>
-        <w:t>*4/6 — W.G. — 40 — E.M. 25.* Forty leaves. Twenty-five arrives.</w:t>
+        <w:t>*4/6, W.G. 40, E.M. 25.* Forty leaves. Twenty-five arrives.</w:t>
       </w:r>
     </w:p>
     <w:p>
@@ -921,7 +921,7 @@
     </w:p>
     <w:p>
       <w:r>
-        <w:t>*8/17 — W.G. — 40 — E.M. 25 — J.R. 15 — R.T. 20 — L.C. 15*</w:t>
+        <w:t>*8/17, W.G. 40, E.M. 25, J.R. 15, R.T. 20, L.C. 15*</w:t>
       </w:r>
     </w:p>
     <w:p>
@@ -956,7 +956,7 @@
     </w:p>
     <w:p>
       <w:r>
-        <w:t>Not *someone did something and got away with it.* Not *there is a story here.* Simply: her sister had gone to the quarry on a January night with three friends and a boy, had gone down to the water alone at some point in the evening, and had gone through where the ice was thin, and had died the way people do die — stupidly, for no reason, in a way that gets called an accident because there is no better word for it.</w:t>
+        <w:t>Not *someone did something and got away with it.* Not *there is a story here.* Simply: her sister had gone to the quarry on a January night with three friends and a boy, had gone down to the water alone at some point in the evening, and had gone through where the ice was thin, and had died the way people do die, stupidly, for no reason, in a way that gets called an accident because there is no better word for it.</w:t>
       </w:r>
     </w:p>
     <w:p>
@@ -1000,7 +1000,7 @@
     </w:p>
     <w:p>
       <w:r>
-        <w:t>Four days of carrying it — in her apron in the morning, under the mattress at night, once, ridiculously, in the bottom of her midwife's bag on a call to the Hostetlers, because she could not stand the thought of it being in the house without her.</w:t>
+        <w:t>Four days of carrying it: in her apron in the morning, under the mattress at night, once, ridiculously, in the bottom of her midwife's bag on a call to the Hostetlers, because she could not stand the thought of it being in the house without her.</w:t>
       </w:r>
     </w:p>
     <w:p>
@@ -1255,7 +1255,7 @@
     </w:p>
     <w:p>
       <w:r>
-        <w:t>She took the muslin bundle out to the buggy shed on Tuesday night with a candle, and pried up the loose board under the workbench where she had hidden things as a girl — a novel, once, and a lipstick that Sarah had dared her to buy and that neither of them had ever had the courage to wear — and she put her sister's arithmetic underneath it, and stood the board back, and swept the sawdust over the join with her foot.</w:t>
+        <w:t>She took the muslin bundle out to the buggy shed on Tuesday night with a candle, and pried up the loose board under the workbench where she had hidden things as a girl (a novel, once, and a lipstick that Sarah had dared her to buy and that neither of them had ever had the courage to wear) and she put her sister's arithmetic underneath it, and stood the board back, and swept the sawdust over the join with her foot.</w:t>
       </w:r>
     </w:p>
     <w:p>
@@ -1578,7 +1578,7 @@
     </w:p>
     <w:p>
       <w:r>
-        <w:t>Rebecca had gone over that evening so many times that she no longer entirely trusted it. Memory is a thing you handle, and handling wears it. She was aware that certain details had probably arrived later — that she might have installed them, over the years, out of a need for the evening to mean something.</w:t>
+        <w:t>Rebecca had gone over that evening so many times that she no longer entirely trusted it. Memory is a thing you handle, and handling wears it. She was aware that certain details had probably arrived later: that she might have installed them, over the years, out of a need for the evening to mean something.</w:t>
       </w:r>
     </w:p>
     <w:p>
@@ -1603,7 +1603,7 @@
     </w:p>
     <w:p>
       <w:r>
-        <w:t>And Sarah had said — and this Rebecca was certain of, because of what came after — "Do you think *Mamm* ever wanted to be something else?"</w:t>
+        <w:t>And Sarah had said, and Rebecca was certain of this because of what came after: "Do you think *Mamm* ever wanted to be something else?"</w:t>
       </w:r>
     </w:p>
     <w:p>
@@ -1643,7 +1643,7 @@
     </w:p>
     <w:p>
       <w:r>
-        <w:t>The next evening — the sixteenth — Sarah had said she was going out to the Stoltzfus place with Emma, which was true as far as it went, and at some point in the evening the four of them and Daniel Beiler had gone on to the quarry, which was not unusual and not permitted and not, in the ordinary run of things, dangerous.</w:t>
+        <w:t>The next evening, the sixteenth, Sarah had said she was going out to the Stoltzfus place with Emma, which was true as far as it went, and at some point in the evening the four of them and Daniel Beiler had gone on to the quarry, which was not unusual and not permitted and not, in the ordinary run of things, dangerous.</w:t>
       </w:r>
     </w:p>
     <w:p>
@@ -1673,7 +1673,7 @@
     </w:p>
     <w:p>
       <w:r>
-        <w:t>Every Thursday from June, and then through the autumn, and then — their mother had complained about it — into the winter, when the stand did half its trade and did not need two girls. She had gone with the Zook family in their wagon, out to the stand on Route 340 where the tour buses came, and sold jam and quilts and shoofly pie to *Englischers* who took photographs of the horses.</w:t>
+        <w:t>Every Thursday from June, and then through the autumn, and then (their mother had complained about it) into the winter, when the stand did half its trade and did not need two girls. She had gone with the Zook family in their wagon, out to the stand on Route 340 where the tour buses came, and sold jam and quilts and shoofly pie to *Englischers* who took photographs of the horses.</w:t>
       </w:r>
     </w:p>
     <w:p>
@@ -1748,7 +1748,7 @@
     </w:p>
     <w:p>
       <w:r>
-        <w:t>The first was to go to the buggy shed before dawn, lift the board, and copy the eleven pages of the notebook into her own work ledger — dates, initials, numbers, in her own hand, in the pages after the Lapp baby's weight. It took an hour and forty minutes and her fingers went numb twice.</w:t>
+        <w:t>The first was to go to the buggy shed before dawn, lift the board, and copy the eleven pages of the notebook into her own work ledger: dates, initials, numbers, in her own hand, in the pages after the Lapp baby's weight. It took an hour and forty minutes and her fingers went numb twice.</w:t>
       </w:r>
     </w:p>
     <w:p>
@@ -1763,7 +1763,7 @@
     </w:p>
     <w:p>
       <w:r>
-        <w:t>There was a truck idling in the yard. There were two men by the scale house with their breath showing. There was a sign that said HIRING — INQUIRE WITHIN in English, and underneath it, smaller, a second line in Spanish.</w:t>
+        <w:t>There was a truck idling in the yard. There were two men by the scale house with their breath showing. There was a sign that said HIRING, INQUIRE WITHIN in English, and underneath it, smaller, a second line in Spanish.</w:t>
       </w:r>
     </w:p>
     <w:p>
@@ -1857,7 +1857,7 @@
     </w:p>
     <w:p>
       <w:r>
-        <w:t>The bishop laughed at that — a real one, short — and Rebecca allowed herself, for a moment, to think that this was going to be an ordinary visit.</w:t>
+        <w:t>The bishop laughed at that (a real one, short) and Rebecca allowed herself, for a moment, to think that this was going to be an ordinary visit.</w:t>
       </w:r>
     </w:p>
     <w:p>
@@ -1917,7 +1917,7 @@
     </w:p>
     <w:p>
       <w:r>
-        <w:t>Eight days. And the bishop of Willow Creek knew about it, and knew it had come out of the Lapps' attic, in a district where a woman could not buy a bonnet in Gap without three people mentioning it — except that Rebecca had not bought a bonnet, she had carried a cardboard box down a ladder in an empty house with one man watching.</w:t>
+        <w:t>Eight days. And the bishop of Willow Creek knew about it, and knew it had come out of the Lapps' attic, in a district where a woman could not buy a bonnet in Gap without three people mentioning it. Except that Rebecca had not bought a bonnet, she had carried a cardboard box down a ladder in an empty house with one man watching.</w:t>
       </w:r>
     </w:p>
     <w:p>
@@ -1992,7 +1992,7 @@
     </w:p>
     <w:p>
       <w:r>
-        <w:t>He said it kindly. Rebecca believed the kindness — that was the trouble with Amos Stoltzfus, and always had been. The kindness was never false.</w:t>
+        <w:t>He said it kindly. Rebecca believed the kindness. That was the trouble with Amos Stoltzfus, and always had been. The kindness was never false.</w:t>
       </w:r>
     </w:p>
     <w:p>
@@ -2146,7 +2146,7 @@
     </w:p>
     <w:p>
       <w:r>
-        <w:t>The buggy shed in January at that hour was a place with its own weather. Colder than outside, somehow, the way sheds are — the cold coming up out of the packed dirt floor as much as in through the boards.</w:t>
+        <w:t>The buggy shed in January at that hour was a place with its own weather. Colder than outside, somehow, the way sheds are, the cold coming up out of the packed dirt floor as much as in through the boards.</w:t>
       </w:r>
     </w:p>
     <w:p>
@@ -2196,7 +2196,7 @@
     </w:p>
     <w:p>
       <w:r>
-        <w:t>He had said *a shed*. Not *your shed*, not *the buggy shed*, not *under the bench*. A shed. It was the sort of thing a man said. It was very nearly the sort of thing a man said by accident — the way you might say *don't leave it lying about in a drawer somewhere* to a person who had never mentioned a drawer.</w:t>
+        <w:t>He had said *a shed*. Not *your shed*, not *the buggy shed*, not *under the bench*. A shed. It was the sort of thing a man said. It was very nearly the sort of thing a man said by accident, the way you might say *don't leave it lying about in a drawer somewhere* to a person who had never mentioned a drawer.</w:t>
       </w:r>
     </w:p>
     <w:p>
@@ -2211,7 +2211,7 @@
     </w:p>
     <w:p>
       <w:r>
-        <w:t>Enos Lapp had told the bishop about the box. That was almost certainly true and cost nothing to believe. And a man telling his bishop about a box he had kept in his attic for nine years would say, in the telling, *I gave it to Rebecca Yoder and she took it away in her buggy* — and a bishop hearing that would picture a woman driving home with a cardboard box, and would say, later, without thinking about it at all, *don't leave it in a shed*.</w:t>
+        <w:t>Enos Lapp had told the bishop about the box. That was almost certainly true and cost nothing to believe. And a man telling his bishop about a box he had kept in his attic for nine years would say, in the telling, *I gave it to Rebecca Yoder and she took it away in her buggy*, and a bishop hearing that would picture a woman driving home with a cardboard box, and would say, later, without thinking about it at all, *don't leave it in a shed*.</w:t>
       </w:r>
     </w:p>
     <w:p>
@@ -2281,7 +2281,7 @@
     </w:p>
     <w:p>
       <w:r>
-        <w:t>Four sets of initials that appeared in the spring and grew to five by July, each with a number smaller than forty. If the reading was right — forty paid, twenty-five received — then E.M. was a man being handed twenty-five dollars out of forty.</w:t>
+        <w:t>Four sets of initials that appeared in the spring and grew to five by July, each with a number smaller than forty. If the reading was right (forty paid, twenty-five received) then E.M. was a man being handed twenty-five dollars out of forty.</w:t>
       </w:r>
     </w:p>
     <w:p>
@@ -2316,7 +2316,7 @@
     </w:p>
     <w:p>
       <w:r>
-        <w:t>That was not a scheme. A scheme is a thing a man decides on. That was a man finding out, one week at a time, exactly how much he could take before somebody stopped him — and discovering, one week at a time, that nobody was going to.</w:t>
+        <w:t>That was not a scheme. A scheme is a thing a man decides on. That was a man finding out, one week at a time, exactly how much he could take before somebody stopped him, and discovering, one week at a time, that nobody was going to.</w:t>
       </w:r>
     </w:p>
     <w:p>
@@ -2331,7 +2331,7 @@
     </w:p>
     <w:p>
       <w:r>
-        <w:t>She had not asked *him*, Rebecca thought. Whatever else Sarah had done, she had not asked Wilmer Graber. Because that line was written on the seventeenth of August, and if she had asked him in August she would not have been alive in January — no. That was not right either. That was the kind of thinking that ran ahead of its evidence.</w:t>
+        <w:t>She had not asked *him*, Rebecca thought. Whatever else Sarah had done, she had not asked Wilmer Graber. Because that line was written on the seventeenth of August, and if she had asked him in August she would not have been alive in January. No. That was not right either. That was the kind of thinking that ran ahead of its evidence.</w:t>
       </w:r>
     </w:p>
     <w:p>
@@ -2480,7 +2480,7 @@
     </w:p>
     <w:p>
       <w:r>
-        <w:t>Graber Aggregate &amp; Stone was not a large operation. Rebecca had expected — she was not sure what she had expected. Something with a shape to it. What was there was a yard of gray stone dust with a scale house, a portable office on blocks, two sheds, a stack of concrete pipe, three trucks, and beyond it all the cut face of the hill going up gray and wet-looking with snow in the ledges.</w:t>
+        <w:t>Graber Aggregate &amp; Stone was not a large operation. Rebecca was not sure what she had expected. Something with a shape to it. What was there was a yard of gray stone dust with a scale house, a portable office on blocks, two sheds, a stack of concrete pipe, three trucks, and beyond it all the cut face of the hill going up gray and wet-looking with snow in the ledges.</w:t>
       </w:r>
     </w:p>
     <w:p>
@@ -2745,12 +2745,12 @@
     </w:p>
     <w:p>
       <w:r>
-        <w:t>Either Wilmer Graber had had nothing to do with her sister —</w:t>
-      </w:r>
-    </w:p>
-    <w:p>
-      <w:r>
-        <w:t>— or he was a man who could hold his cap in his hands and be sorry to a dead girl's sister on a Tuesday morning and then eat his dinner.</w:t>
+        <w:t>Either Wilmer Graber had had nothing to do with her sister.</w:t>
+      </w:r>
+    </w:p>
+    <w:p>
+      <w:r>
+        <w:t>Or he was a man who could hold his cap in his hands and be sorry to a dead girl's sister on a Tuesday morning and then eat his dinner.</w:t>
       </w:r>
     </w:p>
     <w:p>
@@ -2780,7 +2780,7 @@
     </w:p>
     <w:p>
       <w:r>
-        <w:t>The Zooks kept the stand's ledger. Every stand kept a ledger — who bought what, who owed, who paid at the end of the month. Nine years of them, in a box in a back room, because Amish families did not throw out a ledger.</w:t>
+        <w:t>The Zooks kept the stand's ledger. Every stand kept a ledger: who bought what, who owed, who paid at the end of the month. Nine years of them, in a box in a back room, because Amish families did not throw out a ledger.</w:t>
       </w:r>
     </w:p>
     <w:p>
@@ -2829,7 +2829,7 @@
     </w:p>
     <w:p>
       <w:r>
-        <w:t>Rebecca had come in on a pretext that had lasted about ninety seconds — Lydia's ankles, the cousin coming in April, the general question of who was expecting — before Barbara Zook had looked at her over her glasses and said, "You're not here about ankles."</w:t>
+        <w:t>Rebecca had come in on a pretext that had lasted about ninety seconds (Lydia's ankles, the cousin coming in April, the general question of who was expecting) before Barbara Zook had looked at her over her glasses and said, "You're not here about ankles."</w:t>
       </w:r>
     </w:p>
     <w:p>
@@ -2869,18 +2869,18 @@
     </w:p>
     <w:p>
       <w:r>
-        <w:t>*Th — S*</w:t>
+        <w:t>*Th: S*</w:t>
         <w:br/>
-        <w:t>*Sa — S, M*</w:t>
+        <w:t>*Sa: S, M*</w:t>
         <w:br/>
-        <w:t>*Th — S*</w:t>
+        <w:t>*Th: S*</w:t>
         <w:br/>
-        <w:t>*Sa — S, M*</w:t>
-      </w:r>
-    </w:p>
-    <w:p>
-      <w:r>
-        <w:t>Rebecca turned the page. July. The same. August: the same, the same, the same, and then —</w:t>
+        <w:t>*Sa: S, M*</w:t>
+      </w:r>
+    </w:p>
+    <w:p>
+      <w:r>
+        <w:t>Rebecca turned the page. July. The same. August: the same, the same, the same, and then:</w:t>
       </w:r>
     </w:p>
     <w:p>
@@ -2890,7 +2890,7 @@
     </w:p>
     <w:p>
       <w:r>
-        <w:t>*Th 8/17 — S*</w:t>
+        <w:t>*Th 8/17: S*</w:t>
       </w:r>
     </w:p>
     <w:p>
@@ -2905,7 +2905,7 @@
     </w:p>
     <w:p>
       <w:r>
-        <w:t>It appeared on Saturdays. All through the autumn — *Sa — S, M*, *Sa — S, M*, right through to the middle of December when the stand shut for the winter. She had gone on working. She had simply stopped working Thursdays.</w:t>
+        <w:t>It appeared on Saturdays. All through the autumn: *Sa: S, M*, *Sa: S, M*, right through to the middle of December when the stand shut for the winter. She had gone on working. She had simply stopped working Thursdays.</w:t>
       </w:r>
     </w:p>
     <w:p>
@@ -3020,7 +3020,7 @@
     </w:p>
     <w:p>
       <w:r>
-        <w:t>*8/17 — paid out to S — 22.50 — asked for it that night.*</w:t>
+        <w:t>*8/17, paid out to S, 22.50. Asked for it that night.*</w:t>
       </w:r>
     </w:p>
     <w:p>
@@ -3195,7 +3195,7 @@
     </w:p>
     <w:p>
       <w:r>
-        <w:t>Five months. From the seventeenth of August to the sixteenth of January. Five months in which Sarah Yoder had done nothing at all, so far as anyone had ever known — had gone to church, and folded quilts on Saturdays, and been quiet at supper on the fifteenth, and asked her sister a question about their mother and then said *never mind*.</w:t>
+        <w:t>Five months. From the seventeenth of August to the sixteenth of January. Five months in which Sarah Yoder had done nothing at all, so far as anyone had ever known. She had gone to church, and folded quilts on Saturdays, and been quiet at supper on the fifteenth, and asked her sister a question about their mother and then said *never mind*.</w:t>
       </w:r>
     </w:p>
     <w:p>
@@ -3234,7 +3234,7 @@
     </w:p>
     <w:p>
       <w:r>
-        <w:t>It was, in the end, a very ordinary crime. Somebody had been going through the outbuildings of the district for six weeks — a generator from the Hostetlers, a chop saw and two chains from Amos Kauffman's shop, a pressure washer, and finally a whole toolbox out of the back of Enos Lapp's spring wagon while he was at church.</w:t>
+        <w:t>It was, in the end, a very ordinary crime. Somebody had been going through the outbuildings of the district for six weeks: a generator from the Hostetlers, a chop saw and two chains from Amos Kauffman's shop, a pressure washer, and finally a whole toolbox out of the back of Enos Lapp's spring wagon while he was at church.</w:t>
       </w:r>
     </w:p>
     <w:p>
@@ -3733,7 +3733,7 @@
     </w:p>
     <w:p>
       <w:r>
-        <w:t>Cruz laughed — one short breath through the nose.</w:t>
+        <w:t>Cruz laughed, one short breath through the nose.</w:t>
       </w:r>
     </w:p>
     <w:p>
@@ -3758,7 +3758,7 @@
     </w:p>
     <w:p>
       <w:r>
-        <w:t>The whole way here she had rehearsed an approach — something careful, something that gave away the least. She had got as far as *a person might have found some papers* twice in her head and had known both times how it would sound.</w:t>
+        <w:t>The whole way here she had rehearsed an approach: something careful, something that gave away the least. She had got as far as *a person might have found some papers* twice in her head and had known both times how it would sound.</w:t>
       </w:r>
     </w:p>
     <w:p>
@@ -3983,7 +3983,7 @@
     </w:p>
     <w:p>
       <w:r>
-        <w:t>And in nine years, in all the turning over and the counting and the four readings of a thin file, that possibility had never once crossed her mind — that her sister had not been alone with it.</w:t>
+        <w:t>And in nine years, in all the turning over and the counting and the four readings of a thin file, that possibility had never once crossed her mind: that her sister had not been alone with it.</w:t>
       </w:r>
     </w:p>
     <w:p>
@@ -4137,7 +4137,7 @@
     </w:p>
     <w:p>
       <w:r>
-        <w:t>Not all of it — she held back the bishop, and the sawdust on the join, and Cruz. But she told him the box, and the notebook, and eleven pages of Thursdays, and the market stand four hundred yards from a gate, and what Barbara Zook had said about a girl who changed her day and was easier after.</w:t>
+        <w:t>Not all of it. She held back the bishop, and the sawdust on the join, and Cruz. But she told him the box, and the notebook, and eleven pages of Thursdays, and the market stand four hundred yards from a gate, and what Barbara Zook had said about a girl who changed her day and was easier after.</w:t>
       </w:r>
     </w:p>
     <w:p>
@@ -4377,7 +4377,7 @@
     </w:p>
     <w:p>
       <w:r>
-        <w:t>It was the shape of a girl who had decided to go — and who was waiting until she could take somebody with her.</w:t>
+        <w:t>It was the shape of a girl who had decided to go, and who was waiting until she could take somebody with her.</w:t>
       </w:r>
     </w:p>
     <w:p>
@@ -4536,7 +4536,7 @@
     </w:p>
     <w:p>
       <w:r>
-        <w:t>The pit paid cash on Thursdays. That was normal — half the seasonal work in the county paid cash. The rate was agreed at forty a day, and for the first two seasons that was what came, and Efrain had thought it a fair place, better than the mushroom houses, and had brought his nephew.</w:t>
+        <w:t>The pit paid cash on Thursdays. That was normal. Half the seasonal work in the county paid cash. The rate was agreed at forty a day, and for the first two seasons that was what came, and Efrain had thought it a fair place, better than the mushroom houses, and had brought his nephew.</w:t>
       </w:r>
     </w:p>
     <w:p>
@@ -4776,7 +4776,7 @@
     </w:p>
     <w:p>
       <w:r>
-        <w:t>Something in Efrain's face eased fractionally — not warmth, but a kind of recognition.</w:t>
+        <w:t>Something in Efrain's face eased fractionally, not warmth, but a kind of recognition.</w:t>
       </w:r>
     </w:p>
     <w:p>
@@ -4870,7 +4870,7 @@
     </w:p>
     <w:p>
       <w:r>
-        <w:t>The first had come sideways, through Ammon at the gate, in the way of a man who would be glad if she stopped in. This one came on a Tuesday morning in the person of Amos Stoltzfus himself, in his own buggy, up the Yoders' lane, at nine o'clock — which meant that every soul on that road saw him go up it and would know by dinner that the bishop had driven out to Miriam Yoder's.</w:t>
+        <w:t>The first had come sideways, through Ammon at the gate, in the way of a man who would be glad if she stopped in. This one came on a Tuesday morning in the person of Amos Stoltzfus himself, in his own buggy, up the Yoders' lane, at nine o'clock, which meant that every soul on that road saw him go up it and would know by dinner that the bishop had driven out to Miriam Yoder's.</w:t>
       </w:r>
     </w:p>
     <w:p>
@@ -4905,7 +4905,7 @@
     </w:p>
     <w:p>
       <w:r>
-        <w:t>He sat where the bishop always sat, at the end nearest the door, and he took the coffee Miriam gave him and did not drink it, and he waited while she found something to do at the far end of the kitchen — not leaving, because a woman does not leave her own kitchen, and not sitting either.</w:t>
+        <w:t>He sat where the bishop always sat, at the end nearest the door, and he took the coffee Miriam gave him and did not drink it, and he waited while she found something to do at the far end of the kitchen. Not leaving, because a woman does not leave her own kitchen, and not sitting either.</w:t>
       </w:r>
     </w:p>
     <w:p>
@@ -5100,7 +5100,7 @@
     </w:p>
     <w:p>
       <w:r>
-        <w:t>It came out before he had decided to say it. She knew that. He knew it too — she saw him know it, saw the flicker of a man who has spent nineteen years never once being caught out and has just been caught out by a question he was not braced for.</w:t>
+        <w:t>It came out before he had decided to say it. She knew that. He knew it too. She saw him know it, saw the flicker of a man who has spent nineteen years never once being caught out and has just been caught out by a question he was not braced for.</w:t>
       </w:r>
     </w:p>
     <w:p>
@@ -5170,7 +5170,7 @@
     </w:p>
     <w:p>
       <w:r>
-        <w:t>And there was something in it — some pitch, some warning — that made Rebecca turn and look at her properly for the first time since the bishop had sat down.</w:t>
+        <w:t>And there was something in it, some pitch, some warning, that made Rebecca turn and look at her properly for the first time since the bishop had sat down.</w:t>
       </w:r>
     </w:p>
     <w:p>
@@ -5255,7 +5255,7 @@
     </w:p>
     <w:p>
       <w:r>
-        <w:t>Which meant that whatever had happened in the shop with the door shut, it had been something else — something a man could confess and be forgiven for and go on living two miles away for nine years.</w:t>
+        <w:t>Which meant that whatever had happened in the shop with the door shut, it had been something else: something a man could confess and be forgiven for and go on living two miles away for nine years.</w:t>
       </w:r>
     </w:p>
     <w:p>
@@ -5299,7 +5299,7 @@
     </w:p>
     <w:p>
       <w:r>
-        <w:t>She let it. That was the part she would examine later with something close to disgust. She let it, because thirty years of that kitchen were in her bones, and because she was afraid of what would come out if she pushed, and because — she was honest enough to know this — she wanted to have the rest of it in her hands before she asked her mother a question she could not un-ask.</w:t>
+        <w:t>She let it. That was the part she would examine later with something close to disgust. She let it, because thirty years of that kitchen were in her bones, and because she was afraid of what would come out if she pushed, and because (she was honest enough to know this) she wanted to have the rest of it in her hands before she asked her mother a question she could not un-ask.</w:t>
       </w:r>
     </w:p>
     <w:p>
@@ -5324,7 +5324,7 @@
     </w:p>
     <w:p>
       <w:r>
-        <w:t>She did not immediately understand what she was looking at. That was the strange part — her mind offered her, for one full second, the explanation that she must have moved it herself and forgotten. Then the second passed.</w:t>
+        <w:t>She did not immediately understand what she was looking at. That was the strange part: her mind offered her, for one full second, the explanation that she must have moved it herself and forgotten. Then the second passed.</w:t>
       </w:r>
     </w:p>
     <w:p>
@@ -5334,7 +5334,7 @@
     </w:p>
     <w:p>
       <w:r>
-        <w:t>She checked the whole room. She was aware of doing it stupidly — the drawer, the chest, under her own bed, the windowsill — and she did it anyway, twice, with the candle guttering.</w:t>
+        <w:t>She checked the whole room. She was aware of doing it stupidly (the drawer, the chest, under her own bed, the windowsill) and she did it anyway, twice, with the candle guttering.</w:t>
       </w:r>
     </w:p>
     <w:p>
@@ -5374,7 +5374,7 @@
     </w:p>
     <w:p>
       <w:r>
-        <w:t>Anyone. Any hour. Her mother, obviously — her mother, who had known about the loose board since Rebecca was fifteen and who had had four days and a great deal of reason. But not only her mother. The door at the bottom of the stairs was never bolted before nine. The kitchen door stood unlocked from four in the morning when the milking started. In the last four days there had been in this house: her mother; Naomi Esh, twice, about a poultice; the Fisher boy with eggs; Enos Lapp, who had come to say thank you again about Katie in the awkward way of a man who could not stop saying it; and Sadie Beiler with a jar of pickled beets, who had gone up to use the necessary and had been gone, Rebecca now recalled, rather a long time.</w:t>
+        <w:t>Anyone. Any hour. Her mother, obviously. Her mother, who had known about the loose board since Rebecca was fifteen and who had had four days and a great deal of reason. But not only her mother. The door at the bottom of the stairs was never bolted before nine. The kitchen door stood unlocked from four in the morning when the milking started. In the last four days there had been in this house: her mother; Naomi Esh, twice, about a poultice; the Fisher boy with eggs; Enos Lapp, who had come to say thank you again about Katie in the awkward way of a man who could not stop saying it; and Sadie Beiler with a jar of pickled beets, who had gone up to use the necessary and had been gone, Rebecca now recalled, rather a long time.</w:t>
       </w:r>
     </w:p>
     <w:p>
@@ -5409,7 +5409,7 @@
     </w:p>
     <w:p>
       <w:r>
-        <w:t>If Miriam Yoder sat up in bed and said *I took it, and I burned it, and I'd do it again* — what then? Rebecca could not leave. She could not report her mother to anybody; there was nobody to report her to. She could not stop loving her, having tried that for four days already with no success whatever.</w:t>
+        <w:t>If Miriam Yoder sat up in bed and said *I took it, and I burned it, and I'd do it again*: what then? Rebecca could not leave. She could not report her mother to anybody; there was nobody to report her to. She could not stop loving her, having tried that for four days already with no success whatever.</w:t>
       </w:r>
     </w:p>
     <w:p>
@@ -5429,7 +5429,7 @@
     </w:p>
     <w:p>
       <w:r>
-        <w:t>Eleven pages, in her own hand, in her own work ledger, at half past five in the morning with her fingers going numb — because of a thought that had come to her at three o'clock and would not let her sleep. *The notebook can be taken.*</w:t>
+        <w:t>Eleven pages, in her own hand, in her own work ledger, at half past five in the morning with her fingers going numb, because of a thought that had come to her at three o'clock and would not let her sleep. *The notebook can be taken.*</w:t>
       </w:r>
     </w:p>
     <w:p>
@@ -5449,7 +5449,7 @@
     </w:p>
     <w:p>
       <w:r>
-        <w:t>She sat on the floor with her back against the bed and the candle on the boards and turned past the weights and the dates and the names of eleven years of babies, and there it was, in the pages after the Lapp girl: *11/2 — W.G. — 40*, in Rebecca Yoder's small even hand.</w:t>
+        <w:t>She sat on the floor with her back against the bed and the candle on the boards and turned past the weights and the dates and the names of eleven years of babies, and there it was, in the pages after the Lapp girl: *11/2, W.G. 40*, in Rebecca Yoder's small even hand.</w:t>
       </w:r>
     </w:p>
     <w:p>
@@ -5469,7 +5469,7 @@
     </w:p>
     <w:p>
       <w:r>
-        <w:t>The first was to go out to the buggy shed with a pencil and copy the eleven pages again, onto the flyleaf and endpapers of a battered Bible that lived in the shed for reading in the noon rest — a book nobody would ever pick up and nobody would ever burn.</w:t>
+        <w:t>The first was to go out to the buggy shed with a pencil and copy the eleven pages again, onto the flyleaf and endpapers of a battered Bible that lived in the shed for reading in the noon rest, a book nobody would ever pick up and nobody would ever burn.</w:t>
       </w:r>
     </w:p>
     <w:p>
@@ -5484,7 +5484,7 @@
     </w:p>
     <w:p>
       <w:r>
-        <w:t>She went in, put on her coat, harnessed the horse, and drove to the phone shanty at the end of the Millers' lane — the one the district kept for calling the vet and the ambulance and the driver — and took a card out of her apron pocket, and dialed the number written on the back.</w:t>
+        <w:t>She went in, put on her coat, harnessed the horse, and drove to the phone shanty at the end of the Millers' lane (the one the district kept for calling the vet and the ambulance and the driver) and took a card out of her apron pocket, and dialed the number written on the back.</w:t>
       </w:r>
     </w:p>
     <w:p>
@@ -5698,7 +5698,7 @@
     </w:p>
     <w:p>
       <w:r>
-        <w:t>She had decided that she would ask on the Monday, in the daylight, at the wash, on her feet — and then her mother came into the front room at two o'clock in the afternoon with her hands still wet from something and said, without any preamble at all:</w:t>
+        <w:t>She had decided that she would ask on the Monday, in the daylight, at the wash, on her feet. And then her mother came into the front room at two o'clock in the afternoon with her hands still wet from something and said, without any preamble at all:</w:t>
       </w:r>
     </w:p>
     <w:p>
@@ -6043,7 +6043,7 @@
     </w:p>
     <w:p>
       <w:r>
-        <w:t>Something went across her mother's face — a great many things at once, and Rebecca watched them go, and could not name most of them. Grief. Anger. And underneath, unmistakably, in a woman who had just admitted to burning her daughter's handwriting in a stove:</w:t>
+        <w:t>Something went across her mother's face, a great many things at once, and Rebecca watched them go, and could not name most of them. Grief. Anger. And underneath, unmistakably, in a woman who had just admitted to burning her daughter's handwriting in a stove:</w:t>
       </w:r>
     </w:p>
     <w:p>
@@ -6277,7 +6277,7 @@
     </w:p>
     <w:p>
       <w:r>
-        <w:t>She put down, on the kitchen table, the folded sheet of paper on which she had drawn it — because the clip itself was in a creek below the Millers' bridge, and Rebecca had spent an hour with a pencil getting the scrollwork right.</w:t>
+        <w:t>She put down, on the kitchen table, the folded sheet of paper on which she had drawn it, because the clip itself was in a creek below the Millers' bridge, and Rebecca had spent an hour with a pencil getting the scrollwork right.</w:t>
       </w:r>
     </w:p>
     <w:p>
@@ -7020,7 +7020,7 @@
     </w:p>
     <w:p>
       <w:r>
-        <w:t>Her whole body understood before she did. She felt it go through her — the drop, the cold in the hands — and she stood in the barn doorway and made herself finish the breath she was on.</w:t>
+        <w:t>Her whole body understood before she did. She felt it go through her, the drop, the cold in the hands, and she stood in the barn doorway and made herself finish the breath she was on.</w:t>
       </w:r>
     </w:p>
     <w:p>
@@ -7095,7 +7095,7 @@
     </w:p>
     <w:p>
       <w:r>
-        <w:t>It was so good that she felt the ground move under her — because it accounted for everything. A deduction that started small and grew as the season went on and as more men came. A thing the men would not question because the explanation was true enough to be unanswerable.</w:t>
+        <w:t>It was so good that she felt the ground move under her, because it accounted for everything. A deduction that started small and grew as the season went on and as more men came. A thing the men would not question because the explanation was true enough to be unanswerable.</w:t>
       </w:r>
     </w:p>
     <w:p>
@@ -7315,7 +7315,7 @@
     </w:p>
     <w:p>
       <w:r>
-        <w:t>Then she went into the house, past her mother at the stove, up the stairs, and sat on the edge of her bed and wrote it all down — every word of it, in order, in her work ledger, with the date and the hour at the top of the page — while her hands were still steady enough to do it.</w:t>
+        <w:t>Then she went into the house, past her mother at the stove, up the stairs, and sat on the edge of her bed and wrote it all down, every word of it, in order, in her work ledger, with the date and the hour at the top of the page, while her hands were still steady enough to do it.</w:t>
       </w:r>
     </w:p>
     <w:p>
@@ -7758,7 +7758,7 @@
     </w:p>
     <w:p>
       <w:r>
-        <w:t>Marla Cruz had come alone, in her own car, and had brought a folder and a recorder and a form Rebecca had to sign, and the whole business took eleven minutes and was one of the strangest experiences of Rebecca's life — because she had carried the thing for six weeks and had expected the handing over to feel like something, and it felt like filling in a delivery note.</w:t>
+        <w:t>Marla Cruz had come alone, in her own car, and had brought a folder and a recorder and a form Rebecca had to sign, and the whole business took eleven minutes and was one of the strangest experiences of Rebecca's life, because she had carried the thing for six weeks and had expected the handing over to feel like something, and it felt like filling in a delivery note.</w:t>
       </w:r>
     </w:p>
     <w:p>
@@ -7778,7 +7778,7 @@
     </w:p>
     <w:p>
       <w:r>
-        <w:t>"People are told a great many things." The detective turned the ledger around and looked at the copied pages for a while without saying anything. Then she looked at the pages before them, and the pages after — the births, the weights, the times, nine years of a woman's small even handwriting running unbroken through the same book. "Ms. Yoder, do you understand what this is?"</w:t>
+        <w:t>"People are told a great many things." The detective turned the ledger around and looked at the copied pages for a while without saying anything. Then she looked at the pages before them, and the pages after: the births, the weights, the times, nine years of a woman's small even handwriting running unbroken through the same book. "Ms. Yoder, do you understand what this is?"</w:t>
       </w:r>
     </w:p>
     <w:p>
@@ -8287,7 +8287,7 @@
     </w:p>
     <w:p>
       <w:r>
-        <w:t>Wilmer Graber pleaded to the wage charges in the following March — two counts, restitution ordered, a fine, no custody. The assault went to a hearing and then, eleven days before trial, to a plea as well: a lesser count, two years' probation, his name on a list.</w:t>
+        <w:t>Wilmer Graber pleaded to the wage charges in the following March: two counts, restitution ordered, a fine, no custody. The assault went to a hearing and then, eleven days before trial, to a plea as well: a lesser count, two years' probation, his name on a list.</w:t>
       </w:r>
     </w:p>
     <w:p>
@@ -8527,7 +8527,7 @@
     </w:p>
     <w:p>
       <w:r>
-        <w:t>She had known, of course. She had known since the winter — since a woodshed in February, since a man saying *I'd rather be it here for a year with a reason*, since the walk out of the Fishers' barn in front of the whole district on the tenth of April with everybody watching and Daniel Beiler holding the door and saying *let them all see it, and get it over with.*</w:t>
+        <w:t>She had known, of course. She had known since the winter, since a woodshed in February, since a man saying *I'd rather be it here for a year with a reason*, since the walk out of the Fishers' barn in front of the whole district on the tenth of April with everybody watching and Daniel Beiler holding the door and saying *let them all see it, and get it over with.*</w:t>
       </w:r>
     </w:p>
     <w:p>
@@ -8537,7 +8537,7 @@
     </w:p>
     <w:p>
       <w:r>
-        <w:t>What surprised her was that there was nothing at all in the way. She had spent nine years with a thing standing between herself and every ordinary future, so solidly and for so long that she had stopped seeing it as a thing and had begun to think of it as the shape of the world. And it had gone. Not resolved — it would never be resolved — but moved, set down, put where she could walk around it.</w:t>
+        <w:t>What surprised her was that there was nothing at all in the way. She had spent nine years with a thing standing between herself and every ordinary future, so solidly and for so long that she had stopped seeing it as a thing and had begun to think of it as the shape of the world. And it had gone. Not resolved, and it would never be resolved, but moved, set down, put where she could walk around it.</w:t>
       </w:r>
     </w:p>
     <w:p>
@@ -8617,7 +8617,7 @@
     </w:p>
     <w:p>
       <w:r>
-        <w:t>They named her Sarah, which was not the custom — the Amish do not name a child for the dead in that way, not usually, not so soon — and there was some talk about it, and Amos Stoltzfus said nothing about it at all, publicly or privately, which was how Rebecca knew what he thought.</w:t>
+        <w:t>They named her Sarah, which was not the custom (the Amish do not name a child for the dead in that way, not usually, not so soon) and there was some talk about it, and Amos Stoltzfus said nothing about it at all, publicly or privately, which was how Rebecca knew what he thought.</w:t>
       </w:r>
     </w:p>
     <w:p>
@@ -8662,7 +8662,7 @@
     </w:p>
     <w:p>
       <w:r>
-        <w:t>Rebecca stopped minding it in the end, or nearly. She understood the arithmetic of it: Sadie had given the one thing she had to give, in the worst week of another woman's life, and had believed she was buying peace with it. To be told nine years later that the peace had been the wrong shape — that the floors had been washed over a hole — was not a thing you could simply be talked out of.</w:t>
+        <w:t>Rebecca stopped minding it in the end, or nearly. She understood the arithmetic of it: Sadie had given the one thing she had to give, in the worst week of another woman's life, and had believed she was buying peace with it. To be told nine years later that the peace had been the wrong shape, that the floors had been washed over a hole, was not a thing you could simply be talked out of.</w:t>
       </w:r>
     </w:p>
     <w:p>
@@ -8677,6 +8677,46 @@
     </w:p>
     <w:p>
       <w:r>
+        <w:t>Emma Stoltzfus sent for her in the March of the third year, at four in the morning, for her fourth.</w:t>
+      </w:r>
+    </w:p>
+    <w:p>
+      <w:r>
+        <w:t>Rebecca had wondered what she would do if that ever happened, and had settled on the answer that she would go, because there was no other answer a midwife had, and had also privately expected to be sent for somebody else.</w:t>
+      </w:r>
+    </w:p>
+    <w:p>
+      <w:r>
+        <w:t>The labour was quick and unremarkable and the child was a boy. Afterward, in the grey of it, with the room tidied and the water carried out, Emma held her son and said, without looking up:</w:t>
+      </w:r>
+    </w:p>
+    <w:p>
+      <w:r>
+        <w:t>"I've wanted to say something to you for two years and I've never once got it right in my head."</w:t>
+      </w:r>
+    </w:p>
+    <w:p>
+      <w:r>
+        <w:t>"Then don't," Rebecca said. "It's four in the morning and you've a son."</w:t>
+      </w:r>
+    </w:p>
+    <w:p>
+      <w:r>
+        <w:t>Emma Stoltzfus laughed, wetly, once.</w:t>
+      </w:r>
+    </w:p>
+    <w:p>
+      <w:r>
+        <w:t>They never did discuss it, that year or any year after. Emma sent for her for the fifth as well, and the sixth, and that was the whole of what was ever said about it, and both of them understood it perfectly.</w:t>
+      </w:r>
+    </w:p>
+    <w:p>
+      <w:r>
+        <w:t>---</w:t>
+      </w:r>
+    </w:p>
+    <w:p>
+      <w:r>
         <w:t>She still counted.</w:t>
       </w:r>
     </w:p>
@@ -8747,7 +8787,7 @@
     </w:p>
     <w:p>
       <w:r>
-        <w:t>She had not known she was going to say that, and having said it she understood that she had decided it some time ago — perhaps in a kitchen, perhaps in a shanty in a field, perhaps standing in a barn doorway watching a truck go down a lane.</w:t>
+        <w:t>She had not known she was going to say that, and having said it she understood that she had decided it some time ago: perhaps in a kitchen, perhaps in a shanty in a field, perhaps standing in a barn doorway watching a truck go down a lane.</w:t>
       </w:r>
     </w:p>
     <w:p>
